--- a/word_reports/LP_0277_위치_193_Pink Floyd_Relics.docx
+++ b/word_reports/LP_0277_위치_193_Pink Floyd_Relics.docx
@@ -4,7 +4,7 @@
   <w:body>
     <w:p>
       <w:pPr>
-        <w:spacing w:after="280"/>
+        <w:spacing w:after="80"/>
       </w:pPr>
       <w:r>
         <w:rPr w:rFonts="맑은 고딕">
@@ -13,94 +13,47 @@
           <w:color w:val="1E3A8A"/>
           <w:sz w:val="30"/>
         </w:rPr>
-        <w:t>[193] Pink Floyd - Relics</w:t>
+        <w:t>Pink Floyd (핑크 플로이드) - Relics</w:t>
       </w:r>
     </w:p>
     <w:p>
       <w:pPr>
-        <w:spacing w:after="320"/>
+        <w:spacing w:after="240"/>
       </w:pPr>
       <w:r>
         <w:rPr w:rFonts="맑은 고딕">
           <w:rFonts w:ascii="맑은 고딕" w:hAnsi="맑은 고딕" w:eastAsia="맑은 고딕"/>
           <w:b/>
-          <w:sz w:val="20"/>
+          <w:color w:val="4B5563"/>
+          <w:sz w:val="22"/>
         </w:rPr>
-        <w:t>■ 위치 : 193</w:t>
-        <w:br/>
-      </w:r>
-      <w:r>
-        <w:rPr w:rFonts="맑은 고딕">
-          <w:rFonts w:ascii="맑은 고딕" w:hAnsi="맑은 고딕" w:eastAsia="맑은 고딕"/>
-          <w:b/>
-          <w:sz w:val="20"/>
-        </w:rPr>
-        <w:t>■ 아티스트 : Pink Floyd</w:t>
-        <w:br/>
-      </w:r>
-      <w:r>
-        <w:rPr w:rFonts="맑은 고딕">
-          <w:rFonts w:ascii="맑은 고딕" w:hAnsi="맑은 고딕" w:eastAsia="맑은 고딕"/>
-          <w:b/>
-          <w:sz w:val="20"/>
-        </w:rPr>
-        <w:t>■ 앨범명 : Relics</w:t>
-        <w:br/>
-      </w:r>
-      <w:r>
-        <w:rPr w:rFonts="맑은 고딕">
-          <w:rFonts w:ascii="맑은 고딕" w:hAnsi="맑은 고딕" w:eastAsia="맑은 고딕"/>
-          <w:b w:val="0"/>
-          <w:sz w:val="20"/>
-        </w:rPr>
-        <w:t>■ 음반 레이블 : Starline / Harvest (EMI)</w:t>
-        <w:br/>
-      </w:r>
-      <w:r>
-        <w:rPr w:rFonts="맑은 고딕">
-          <w:rFonts w:ascii="맑은 고딕" w:hAnsi="맑은 고딕" w:eastAsia="맑은 고딕"/>
-          <w:b w:val="0"/>
-          <w:sz w:val="20"/>
-        </w:rPr>
-        <w:t>■ 발매년도 : 1971</w:t>
-        <w:br/>
-      </w:r>
-      <w:r>
-        <w:rPr w:rFonts="맑은 고딕">
-          <w:rFonts w:ascii="맑은 고딕" w:hAnsi="맑은 고딕" w:eastAsia="맑은 고딕"/>
-          <w:b w:val="0"/>
-          <w:sz w:val="20"/>
-        </w:rPr>
-        <w:t>■ 장르 : 사이키델릭 록 (Psychedelic Rock), 프로그레시브 록 (Progressive Rock)</w:t>
-        <w:br/>
-      </w:r>
-      <w:r>
-        <w:rPr w:rFonts="맑은 고딕">
-          <w:rFonts w:ascii="맑은 고딕" w:hAnsi="맑은 고딕" w:eastAsia="맑은 고딕"/>
-          <w:b w:val="0"/>
-          <w:sz w:val="20"/>
-        </w:rPr>
-        <w:t>■ 주요 수록곡 : 1. Arnold Layne</w:t>
-        <w:br/>
+        <w:t>위치 :  193</w:t>
       </w:r>
     </w:p>
     <w:p>
       <w:pPr>
-        <w:spacing w:after="160"/>
+        <w:spacing w:line="324" w:lineRule="auto" w:before="80" w:after="160"/>
       </w:pPr>
       <w:r>
         <w:rPr w:rFonts="맑은 고딕">
           <w:rFonts w:ascii="맑은 고딕" w:hAnsi="맑은 고딕" w:eastAsia="맑은 고딕"/>
           <w:b/>
           <w:color w:val="1F2937"/>
-          <w:sz w:val="24"/>
+          <w:sz w:val="22"/>
         </w:rPr>
-        <w:t>■ 음반 해설 및 감상 가이드</w:t>
+        <w:t xml:space="preserve">[음반 소개] </w:t>
+      </w:r>
+      <w:r>
+        <w:rPr w:rFonts="맑은 고딕">
+          <w:rFonts w:ascii="맑은 고딕" w:hAnsi="맑은 고딕" w:eastAsia="맑은 고딕"/>
+          <w:b w:val="0"/>
+          <w:sz w:val="21"/>
+        </w:rPr>
       </w:r>
     </w:p>
     <w:p>
       <w:pPr>
-        <w:spacing w:line="312" w:lineRule="auto" w:after="120"/>
+        <w:spacing w:line="324" w:lineRule="auto" w:after="120"/>
       </w:pPr>
       <w:r>
         <w:rPr w:rFonts="맑은 고딕">
@@ -108,51 +61,516 @@
           <w:b w:val="0"/>
           <w:sz w:val="21"/>
         </w:rPr>
-        <w:t>1971년에 발매된 《Relics》는 핑크 플로이드(Pink Floyd)의 초기 역사와 진화 과정을 한눈에 조망할 수 있는 귀중한 컴필레이션 음반입니다. 명반 《Atom Heart Mother》와 《Meddle》 사이에 발표된 이 앨범은, 창립 멤버 시드 배럿(Syd Barrett)이 이끌던 순수하고 환상적인 사이키델릭 시기부터, 데이비드 길모어(David Gilmour)의 합류 이후 대담한 실험성을 더해가던 전환기의 음악적 여정을 담아내고 있습니다. 단순한 베스트 앨범의 범주를 넘어 초기 핑크 플로이드의 정체성을 규정하는 음악적 아카이브로서 독보적인 가치를 지닙니다.</w:t>
+        <w:t>핑크 플로이드의 여명기, 사이키델릭 록의 찬란한 개화와 아방가르드적 모험이 응축된 《Relics》는 초창기 밴드의 천재성과 순수함을 오롯이 간직한 유물(遺物)과도 같은 명반입니다. 비운의 천재 시드 배럿(Syd Barrett)이 드리운 몽환적인 동화적 상상력과, 데이비드 길모어 영입 이후 프로그레시브 록의 대서사시로 나아가는 과도기적 미학이 이 한 장의 바이닐 속에 정교하게 교차합니다. 잊혀질 뻔했던 초기 명 싱글들과 희귀 트랙들은 단순한 모음집을 넘어 거대한 우주적 사운드스케이프의 서막을 증언하는 아름다운 기억의 파편들로 되살아납니다. 반세기가 지난 지금도 턴테이블 위에서 회전하는 이 음반은 청자들에게 1960년대 말 런던 언더그라운드의 짙은 환각과 서정적 노스탤지어를 아련하게 전해줍니다.</w:t>
       </w:r>
     </w:p>
     <w:p>
       <w:pPr>
-        <w:spacing w:line="312" w:lineRule="auto" w:after="120"/>
+        <w:spacing w:line="324" w:lineRule="auto" w:before="200" w:after="80"/>
       </w:pPr>
+      <w:r>
+        <w:rPr w:rFonts="맑은 고딕">
+          <w:rFonts w:ascii="맑은 고딕" w:hAnsi="맑은 고딕" w:eastAsia="맑은 고딕"/>
+          <w:b/>
+          <w:color w:val="1E3A8A"/>
+          <w:sz w:val="24"/>
+        </w:rPr>
+        <w:t>1. 음반 데이터</w:t>
+      </w:r>
+    </w:p>
+    <w:p>
+      <w:pPr>
+        <w:spacing w:line="324" w:lineRule="auto" w:after="80"/>
+      </w:pPr>
+      <w:r>
+        <w:rPr w:rFonts="맑은 고딕">
+          <w:rFonts w:ascii="맑은 고딕" w:hAnsi="맑은 고딕" w:eastAsia="맑은 고딕"/>
+          <w:b w:val="0"/>
+          <w:color w:val="6B7280"/>
+          <w:sz w:val="21"/>
+        </w:rPr>
+        <w:t xml:space="preserve">· </w:t>
+      </w:r>
+      <w:r>
+        <w:rPr w:rFonts="맑은 고딕">
+          <w:rFonts w:ascii="맑은 고딕" w:hAnsi="맑은 고딕" w:eastAsia="맑은 고딕"/>
+          <w:b/>
+          <w:color w:val="1F2937"/>
+          <w:sz w:val="21"/>
+        </w:rPr>
+        <w:t xml:space="preserve">앨범명: </w:t>
+      </w:r>
       <w:r>
         <w:rPr w:rFonts="맑은 고딕">
           <w:rFonts w:ascii="맑은 고딕" w:hAnsi="맑은 고딕" w:eastAsia="맑은 고딕"/>
           <w:b w:val="0"/>
           <w:sz w:val="21"/>
         </w:rPr>
-        <w:t>이 음반은 당대 정규 앨범에 실리지 않았던 초기 명 싱글들과 미발표곡을 대거 수록하여 음악적 희소성을 극대화했습니다. 밴드의 상징적인 데뷔 싱글 〈Arnold Layne〉과 영국 사이키델릭 팝의 정수로 꼽히는 〈See Emily Play〉는 시드 배럿 특유의 기발하고도 시적인 감수성을 고스란히 전합니다. 특히 이전까지 정식 앨범에 수록되지 않았던 로저 워터스(Roger Waters) 자작곡 〈Biding My Time〉은 브라스 연주와 묵직한 블루스 기타 솔로가 어우러져, 핑크 플로이드가 시도했던 뜻밖의 재즈적·블루스적 외연을 확인할 수 있는 숨은 명곡입니다.</w:t>
+        <w:t>Relics</w:t>
       </w:r>
     </w:p>
     <w:p>
       <w:pPr>
-        <w:spacing w:line="312" w:lineRule="auto" w:after="120"/>
+        <w:spacing w:line="324" w:lineRule="auto" w:after="80"/>
       </w:pPr>
+      <w:r>
+        <w:rPr w:rFonts="맑은 고딕">
+          <w:rFonts w:ascii="맑은 고딕" w:hAnsi="맑은 고딕" w:eastAsia="맑은 고딕"/>
+          <w:b w:val="0"/>
+          <w:color w:val="6B7280"/>
+          <w:sz w:val="21"/>
+        </w:rPr>
+        <w:t xml:space="preserve">· </w:t>
+      </w:r>
+      <w:r>
+        <w:rPr w:rFonts="맑은 고딕">
+          <w:rFonts w:ascii="맑은 고딕" w:hAnsi="맑은 고딕" w:eastAsia="맑은 고딕"/>
+          <w:b/>
+          <w:color w:val="1F2937"/>
+          <w:sz w:val="21"/>
+        </w:rPr>
+        <w:t xml:space="preserve">아티스트: </w:t>
+      </w:r>
       <w:r>
         <w:rPr w:rFonts="맑은 고딕">
           <w:rFonts w:ascii="맑은 고딕" w:hAnsi="맑은 고딕" w:eastAsia="맑은 고딕"/>
           <w:b w:val="0"/>
           <w:sz w:val="21"/>
         </w:rPr>
-        <w:t>음반 전반을 지배하는 연주와 보컬은 몽환적이면서도 극적인 대비를 이룹니다. 데이비드 길모어의 섬세하고 아련한 보컬이 돋보이는 포크 트랙 〈Julia Dream〉과 리처드 라이트(Richard Wright)의 애수 어린 오르간이 인상적인 〈Paintbox〉는 멤버들의 다채로운 작곡 역량을 증명합니다. 반면 연주곡 〈Careful with That Axe, Eugene〉에서는 정적인 오르간 리프에서 출발하여 로저 워터스의 광기 어린 비명과 함께 폭발하는 묵시록적 사운드로 사이키델릭 라이브 연주의 정점을 선사합니다.</w:t>
+        <w:t>Pink Floyd (핑크 플로이드)</w:t>
       </w:r>
     </w:p>
     <w:p>
       <w:pPr>
-        <w:spacing w:line="312" w:lineRule="auto" w:after="120"/>
+        <w:spacing w:line="324" w:lineRule="auto" w:after="80"/>
       </w:pPr>
+      <w:r>
+        <w:rPr w:rFonts="맑은 고딕">
+          <w:rFonts w:ascii="맑은 고딕" w:hAnsi="맑은 고딕" w:eastAsia="맑은 고딕"/>
+          <w:b w:val="0"/>
+          <w:color w:val="6B7280"/>
+          <w:sz w:val="21"/>
+        </w:rPr>
+        <w:t xml:space="preserve">· </w:t>
+      </w:r>
+      <w:r>
+        <w:rPr w:rFonts="맑은 고딕">
+          <w:rFonts w:ascii="맑은 고딕" w:hAnsi="맑은 고딕" w:eastAsia="맑은 고딕"/>
+          <w:b/>
+          <w:color w:val="1F2937"/>
+          <w:sz w:val="21"/>
+        </w:rPr>
+        <w:t xml:space="preserve">발매 정보: </w:t>
+      </w:r>
       <w:r>
         <w:rPr w:rFonts="맑은 고딕">
           <w:rFonts w:ascii="맑은 고딕" w:hAnsi="맑은 고딕" w:eastAsia="맑은 고딕"/>
           <w:b w:val="0"/>
           <w:sz w:val="21"/>
         </w:rPr>
-        <w:t>드러머 닉 메이슨(Nick Mason)이 직접 그린 초현실적인 기계 장치 일러스트레이션 커버는 이 앨범이 지닌 고유한 예술적 미학을 한층 더 높여줍니다. 《Relics》는 거대한 음향의 탑을 쌓아 올리기 전, 핑크 플로이드가 간직했던 영감의 원천과 과감한 실험 정신이 아날로그의 질감 속에 고스란히 영존하는 음반입니다. LP의 바늘을 올리는 순간, 청자는 1960년대 말 영국의 고전적 사이키델리아와 진보적 아방가르드가 교차하는 찬란한 시공간으로 깊이 몰입하게 될 것입니다.</w:t>
+        <w:t>1971년 5월 영국의 EMI 산하 스타라인(Starline) 레이블을 통해 발매된 컴필레이션 앨범으로, 1967년 데뷔 시절부터 1969년까지 발표된 초기 싱글, B사이드 트랙, 정규 앨범 수록곡 및 미발표 스튜디오 곡이었던 'Biding My Time'을 모아 밴드의 태동기 궤적을 조망한 음반입니다. 드러머 닉 메이슨이 직접 정밀 펜화로 완성한 초현실주의적 기계 드로잉 커버는 음반의 독창적인 역사성을 대변합니다.</w:t>
+      </w:r>
+    </w:p>
+    <w:p>
+      <w:pPr>
+        <w:spacing w:line="324" w:lineRule="auto" w:after="80"/>
+      </w:pPr>
+      <w:r>
+        <w:rPr w:rFonts="맑은 고딕">
+          <w:rFonts w:ascii="맑은 고딕" w:hAnsi="맑은 고딕" w:eastAsia="맑은 고딕"/>
+          <w:b w:val="0"/>
+          <w:color w:val="6B7280"/>
+          <w:sz w:val="21"/>
+        </w:rPr>
+        <w:t xml:space="preserve">· </w:t>
+      </w:r>
+      <w:r>
+        <w:rPr w:rFonts="맑은 고딕">
+          <w:rFonts w:ascii="맑은 고딕" w:hAnsi="맑은 고딕" w:eastAsia="맑은 고딕"/>
+          <w:b/>
+          <w:color w:val="1F2937"/>
+          <w:sz w:val="21"/>
+        </w:rPr>
+        <w:t xml:space="preserve">LP 인기도(판매량): </w:t>
+      </w:r>
+      <w:r>
+        <w:rPr w:rFonts="맑은 고딕">
+          <w:rFonts w:ascii="맑은 고딕" w:hAnsi="맑은 고딕" w:eastAsia="맑은 고딕"/>
+          <w:b w:val="0"/>
+          <w:sz w:val="21"/>
+        </w:rPr>
+        <w:t>저가 기획반으로 발매되었음에도 불구하고 영국 앨범 차트 9위에 오르며 대중과 평단의 뜨거운 호응을 얻었으며, 초기 걸작 싱글들을 정규 포맷으로 온전히 품은 음반으로서 전 세계 바이닐 애호가들 사이에서 오랜 세월 꾸준히 사랑받는 스테디셀러를 기록했습니다.</w:t>
+      </w:r>
+    </w:p>
+    <w:p>
+      <w:pPr>
+        <w:spacing w:line="324" w:lineRule="auto" w:after="80"/>
+      </w:pPr>
+      <w:r>
+        <w:rPr w:rFonts="맑은 고딕">
+          <w:rFonts w:ascii="맑은 고딕" w:hAnsi="맑은 고딕" w:eastAsia="맑은 고딕"/>
+          <w:b w:val="0"/>
+          <w:color w:val="6B7280"/>
+          <w:sz w:val="21"/>
+        </w:rPr>
+        <w:t xml:space="preserve">· </w:t>
+      </w:r>
+      <w:r>
+        <w:rPr w:rFonts="맑은 고딕">
+          <w:rFonts w:ascii="맑은 고딕" w:hAnsi="맑은 고딕" w:eastAsia="맑은 고딕"/>
+          <w:b/>
+          <w:color w:val="1F2937"/>
+          <w:sz w:val="21"/>
+        </w:rPr>
+        <w:t xml:space="preserve">각종 수상경력: </w:t>
+      </w:r>
+      <w:r>
+        <w:rPr w:rFonts="맑은 고딕">
+          <w:rFonts w:ascii="맑은 고딕" w:hAnsi="맑은 고딕" w:eastAsia="맑은 고딕"/>
+          <w:b w:val="0"/>
+          <w:sz w:val="21"/>
+        </w:rPr>
+        <w:t>20세기 대중음악사에서 가장 독창적이고 순수한 초기 사이키델리아의 보고(寶庫)로 꼽히며, 유수의 음악 전문지(NME, Q 등)로부터 프로그레시브 록의 태동을 완벽히 포착해 낸 불멸의 컬렉션 음반으로 찬사를 받았습니다.</w:t>
+      </w:r>
+    </w:p>
+    <w:p>
+      <w:pPr>
+        <w:spacing w:line="324" w:lineRule="auto" w:before="200" w:after="80"/>
+      </w:pPr>
+      <w:r>
+        <w:rPr w:rFonts="맑은 고딕">
+          <w:rFonts w:ascii="맑은 고딕" w:hAnsi="맑은 고딕" w:eastAsia="맑은 고딕"/>
+          <w:b/>
+          <w:color w:val="1E3A8A"/>
+          <w:sz w:val="24"/>
+        </w:rPr>
+        <w:t>2. 아티스트 정보</w:t>
+      </w:r>
+    </w:p>
+    <w:p>
+      <w:pPr>
+        <w:spacing w:line="324" w:lineRule="auto" w:after="80"/>
+      </w:pPr>
+      <w:r>
+        <w:rPr w:rFonts="맑은 고딕">
+          <w:rFonts w:ascii="맑은 고딕" w:hAnsi="맑은 고딕" w:eastAsia="맑은 고딕"/>
+          <w:b w:val="0"/>
+          <w:color w:val="6B7280"/>
+          <w:sz w:val="21"/>
+        </w:rPr>
+        <w:t xml:space="preserve">· </w:t>
+      </w:r>
+      <w:r>
+        <w:rPr w:rFonts="맑은 고딕">
+          <w:rFonts w:ascii="맑은 고딕" w:hAnsi="맑은 고딕" w:eastAsia="맑은 고딕"/>
+          <w:b/>
+          <w:color w:val="1F2937"/>
+          <w:sz w:val="21"/>
+        </w:rPr>
+        <w:t xml:space="preserve">국적: </w:t>
+      </w:r>
+      <w:r>
+        <w:rPr w:rFonts="맑은 고딕">
+          <w:rFonts w:ascii="맑은 고딕" w:hAnsi="맑은 고딕" w:eastAsia="맑은 고딕"/>
+          <w:b w:val="0"/>
+          <w:sz w:val="21"/>
+        </w:rPr>
+        <w:t>영국 (United Kingdom)</w:t>
+      </w:r>
+    </w:p>
+    <w:p>
+      <w:pPr>
+        <w:spacing w:line="324" w:lineRule="auto" w:after="80"/>
+      </w:pPr>
+      <w:r>
+        <w:rPr w:rFonts="맑은 고딕">
+          <w:rFonts w:ascii="맑은 고딕" w:hAnsi="맑은 고딕" w:eastAsia="맑은 고딕"/>
+          <w:b w:val="0"/>
+          <w:color w:val="6B7280"/>
+          <w:sz w:val="21"/>
+        </w:rPr>
+        <w:t xml:space="preserve">· </w:t>
+      </w:r>
+      <w:r>
+        <w:rPr w:rFonts="맑은 고딕">
+          <w:rFonts w:ascii="맑은 고딕" w:hAnsi="맑은 고딕" w:eastAsia="맑은 고딕"/>
+          <w:b/>
+          <w:color w:val="1F2937"/>
+          <w:sz w:val="21"/>
+        </w:rPr>
+        <w:t xml:space="preserve">생몰년도: </w:t>
+      </w:r>
+      <w:r>
+        <w:rPr w:rFonts="맑은 고딕">
+          <w:rFonts w:ascii="맑은 고딕" w:hAnsi="맑은 고딕" w:eastAsia="맑은 고딕"/>
+          <w:b w:val="0"/>
+          <w:sz w:val="21"/>
+        </w:rPr>
+        <w:t>1965년 결성</w:t>
+      </w:r>
+    </w:p>
+    <w:p>
+      <w:pPr>
+        <w:spacing w:line="324" w:lineRule="auto" w:after="80"/>
+      </w:pPr>
+      <w:r>
+        <w:rPr w:rFonts="맑은 고딕">
+          <w:rFonts w:ascii="맑은 고딕" w:hAnsi="맑은 고딕" w:eastAsia="맑은 고딕"/>
+          <w:b w:val="0"/>
+          <w:color w:val="6B7280"/>
+          <w:sz w:val="21"/>
+        </w:rPr>
+        <w:t xml:space="preserve">· </w:t>
+      </w:r>
+      <w:r>
+        <w:rPr w:rFonts="맑은 고딕">
+          <w:rFonts w:ascii="맑은 고딕" w:hAnsi="맑은 고딕" w:eastAsia="맑은 고딕"/>
+          <w:b/>
+          <w:color w:val="1F2937"/>
+          <w:sz w:val="21"/>
+        </w:rPr>
+        <w:t xml:space="preserve">그룹 소속: </w:t>
+      </w:r>
+      <w:r>
+        <w:rPr w:rFonts="맑은 고딕">
+          <w:rFonts w:ascii="맑은 고딕" w:hAnsi="맑은 고딕" w:eastAsia="맑은 고딕"/>
+          <w:b w:val="0"/>
+          <w:sz w:val="21"/>
+        </w:rPr>
+        <w:t>4인조 록 밴드 (시드 배럿, 로저 워터스, 리처드 라이트, 닉 메이슨 / 이후 데이비드 길모어 합류)</w:t>
+      </w:r>
+    </w:p>
+    <w:p>
+      <w:pPr>
+        <w:spacing w:line="324" w:lineRule="auto" w:after="80"/>
+      </w:pPr>
+      <w:r>
+        <w:rPr w:rFonts="맑은 고딕">
+          <w:rFonts w:ascii="맑은 고딕" w:hAnsi="맑은 고딕" w:eastAsia="맑은 고딕"/>
+          <w:b w:val="0"/>
+          <w:color w:val="6B7280"/>
+          <w:sz w:val="21"/>
+        </w:rPr>
+        <w:t xml:space="preserve">· </w:t>
+      </w:r>
+      <w:r>
+        <w:rPr w:rFonts="맑은 고딕">
+          <w:rFonts w:ascii="맑은 고딕" w:hAnsi="맑은 고딕" w:eastAsia="맑은 고딕"/>
+          <w:b/>
+          <w:color w:val="1F2937"/>
+          <w:sz w:val="21"/>
+        </w:rPr>
+        <w:t xml:space="preserve">아티스트 소개: </w:t>
+      </w:r>
+      <w:r>
+        <w:rPr w:rFonts="맑은 고딕">
+          <w:rFonts w:ascii="맑은 고딕" w:hAnsi="맑은 고딕" w:eastAsia="맑은 고딕"/>
+          <w:b w:val="0"/>
+          <w:sz w:val="21"/>
+        </w:rPr>
+        <w:t>핑크 플로이드는 전위적인 음향 실험과 철학적 메시지, 극적인 콘셉트 앨범 양식을 통해 프로그레시브 록의 정점을 구현한 20세기 현대음악의 거장입니다. 빛과 소리의 경계를 허문 혁신적인 스튜디오 레코딩과 시대를 초월한 예술적 비전으로 록 음악을 고급 예술의 반열에 올려놓았습니다.</w:t>
+      </w:r>
+    </w:p>
+    <w:p>
+      <w:pPr>
+        <w:spacing w:line="324" w:lineRule="auto" w:before="200" w:after="80"/>
+      </w:pPr>
+      <w:r>
+        <w:rPr w:rFonts="맑은 고딕">
+          <w:rFonts w:ascii="맑은 고딕" w:hAnsi="맑은 고딕" w:eastAsia="맑은 고딕"/>
+          <w:b/>
+          <w:color w:val="1E3A8A"/>
+          <w:sz w:val="24"/>
+        </w:rPr>
+        <w:t>3. 음반 상세 분석</w:t>
+      </w:r>
+    </w:p>
+    <w:p>
+      <w:pPr>
+        <w:spacing w:line="324" w:lineRule="auto" w:after="80"/>
+      </w:pPr>
+      <w:r>
+        <w:rPr w:rFonts="맑은 고딕">
+          <w:rFonts w:ascii="맑은 고딕" w:hAnsi="맑은 고딕" w:eastAsia="맑은 고딕"/>
+          <w:b w:val="0"/>
+          <w:color w:val="6B7280"/>
+          <w:sz w:val="21"/>
+        </w:rPr>
+        <w:t xml:space="preserve">· </w:t>
+      </w:r>
+      <w:r>
+        <w:rPr w:rFonts="맑은 고딕">
+          <w:rFonts w:ascii="맑은 고딕" w:hAnsi="맑은 고딕" w:eastAsia="맑은 고딕"/>
+          <w:b/>
+          <w:color w:val="1F2937"/>
+          <w:sz w:val="21"/>
+        </w:rPr>
+        <w:t xml:space="preserve">역사적 위치: </w:t>
+      </w:r>
+      <w:r>
+        <w:rPr w:rFonts="맑은 고딕">
+          <w:rFonts w:ascii="맑은 고딕" w:hAnsi="맑은 고딕" w:eastAsia="맑은 고딕"/>
+          <w:b w:val="0"/>
+          <w:sz w:val="21"/>
+        </w:rPr>
+        <w:t>《Relics》는 핑크 플로이드가 시드 배럿의 직관적이고 광기 어린 천재성에서 벗어나, 로저 워터스와 데이비드 길모어 체제의 웅장한 대작 지향 프로그레시브 사운드로 도약하던 결정적 이행기를 기록한 사료입니다. 밴드의 가장 원초적이고 신비로운 순간들을 단 한 장으로 압축해 정규 명반들 사이의 공백을 메우는 음악사적 교각 역할을 합니다.</w:t>
+      </w:r>
+    </w:p>
+    <w:p>
+      <w:pPr>
+        <w:spacing w:line="324" w:lineRule="auto" w:after="80"/>
+      </w:pPr>
+      <w:r>
+        <w:rPr w:rFonts="맑은 고딕">
+          <w:rFonts w:ascii="맑은 고딕" w:hAnsi="맑은 고딕" w:eastAsia="맑은 고딕"/>
+          <w:b w:val="0"/>
+          <w:color w:val="6B7280"/>
+          <w:sz w:val="21"/>
+        </w:rPr>
+        <w:t xml:space="preserve">· </w:t>
+      </w:r>
+      <w:r>
+        <w:rPr w:rFonts="맑은 고딕">
+          <w:rFonts w:ascii="맑은 고딕" w:hAnsi="맑은 고딕" w:eastAsia="맑은 고딕"/>
+          <w:b/>
+          <w:color w:val="1F2937"/>
+          <w:sz w:val="21"/>
+        </w:rPr>
+        <w:t xml:space="preserve">시대의 흔적(스토리텔링): </w:t>
+      </w:r>
+      <w:r>
+        <w:rPr w:rFonts="맑은 고딕">
+          <w:rFonts w:ascii="맑은 고딕" w:hAnsi="맑은 고딕" w:eastAsia="맑은 고딕"/>
+          <w:b w:val="0"/>
+          <w:sz w:val="21"/>
+        </w:rPr>
+        <w:t>1960년대 후반 '스윙잉 런던(Swinging London)'의 중심지였던 UFO 클럽의 몽환적인 공기와 카운터컬처(대항문화) 청년들의 자유로운 영혼이 고스란히 담겨 있습니다. 기성사회의 질서에 물음을 던지며 의식의 확장과 내면의 환상을 탐구하던 당시 청춘들의 열병과 낭만적 고뇌가 아날로그 소리골 깊숙이 아로새겨져 있습니다.</w:t>
+      </w:r>
+    </w:p>
+    <w:p>
+      <w:pPr>
+        <w:spacing w:line="324" w:lineRule="auto" w:before="200" w:after="80"/>
+      </w:pPr>
+      <w:r>
+        <w:rPr w:rFonts="맑은 고딕">
+          <w:rFonts w:ascii="맑은 고딕" w:hAnsi="맑은 고딕" w:eastAsia="맑은 고딕"/>
+          <w:b/>
+          <w:color w:val="1E3A8A"/>
+          <w:sz w:val="24"/>
+        </w:rPr>
+        <w:t>4. 주요 수록곡 및 감상 제언</w:t>
+      </w:r>
+    </w:p>
+    <w:p>
+      <w:pPr>
+        <w:spacing w:line="324" w:lineRule="auto" w:after="80"/>
+      </w:pPr>
+      <w:r>
+        <w:rPr w:rFonts="맑은 고딕">
+          <w:rFonts w:ascii="맑은 고딕" w:hAnsi="맑은 고딕" w:eastAsia="맑은 고딕"/>
+          <w:b w:val="0"/>
+          <w:color w:val="6B7280"/>
+          <w:sz w:val="21"/>
+        </w:rPr>
+        <w:t xml:space="preserve">· </w:t>
+      </w:r>
+      <w:r>
+        <w:rPr w:rFonts="맑은 고딕">
+          <w:rFonts w:ascii="맑은 고딕" w:hAnsi="맑은 고딕" w:eastAsia="맑은 고딕"/>
+          <w:b/>
+          <w:color w:val="1F2937"/>
+          <w:sz w:val="21"/>
+        </w:rPr>
+        <w:t xml:space="preserve">주요 수록곡 특징: </w:t>
+      </w:r>
+      <w:r>
+        <w:rPr w:rFonts="맑은 고딕">
+          <w:rFonts w:ascii="맑은 고딕" w:hAnsi="맑은 고딕" w:eastAsia="맑은 고딕"/>
+          <w:b w:val="0"/>
+          <w:sz w:val="21"/>
+        </w:rPr>
+        <w:t>밴드의 기념비적 데뷔 싱글이자 영국적 위트와 환각이 절묘하게 교차하는 'Arnold Layne', 시드 배럿의 눈부신 선율 감각이 빛나는 명곡 'See Emily Play', 리처드 라이트의 우수 어린 감성이 돋보이는 'Paintbox', 그리고 독특한 브라스 편곡과 블루지한 즉흥성이 매력적인 미발표 수록곡 'Biding My Time'까지 각 곡마다 독영(獨映)하는 서정미가 가득합니다.</w:t>
+      </w:r>
+    </w:p>
+    <w:p>
+      <w:pPr>
+        <w:spacing w:line="324" w:lineRule="auto" w:after="80"/>
+      </w:pPr>
+      <w:r>
+        <w:rPr w:rFonts="맑은 고딕">
+          <w:rFonts w:ascii="맑은 고딕" w:hAnsi="맑은 고딕" w:eastAsia="맑은 고딕"/>
+          <w:b w:val="0"/>
+          <w:color w:val="6B7280"/>
+          <w:sz w:val="21"/>
+        </w:rPr>
+        <w:t xml:space="preserve">· </w:t>
+      </w:r>
+      <w:r>
+        <w:rPr w:rFonts="맑은 고딕">
+          <w:rFonts w:ascii="맑은 고딕" w:hAnsi="맑은 고딕" w:eastAsia="맑은 고딕"/>
+          <w:b/>
+          <w:color w:val="1F2937"/>
+          <w:sz w:val="21"/>
+        </w:rPr>
+        <w:t xml:space="preserve">빈티지 감상 제언: </w:t>
+      </w:r>
+      <w:r>
+        <w:rPr w:rFonts="맑은 고딕">
+          <w:rFonts w:ascii="맑은 고딕" w:hAnsi="맑은 고딕" w:eastAsia="맑은 고딕"/>
+          <w:b w:val="0"/>
+          <w:sz w:val="21"/>
+        </w:rPr>
+        <w:t>진공관 앰프의 따스한 온기와 턴테이블 바늘이 빚어내는 아날로그 배음은 초기 사이키델릭 록 특유의 입체적인 사운드 텍스처를 극대화합니다. 리처드 라이트의 몽환적인 파피사(Farfisa) 오르간 선율과 데이비드 길모어의 유려한 기타 톤이 스피커 양편에서 피어오를 때, 청자는 런던 애비 로드 스튜디오의 깊은 밤 한가운데로 빨려 들어가는 듯한 황홀한 공감각적 체험을 하게 됩니다.</w:t>
+      </w:r>
+    </w:p>
+    <w:p>
+      <w:pPr>
+        <w:spacing w:line="324" w:lineRule="auto" w:after="80"/>
+      </w:pPr>
+      <w:r>
+        <w:rPr w:rFonts="맑은 고딕">
+          <w:rFonts w:ascii="맑은 고딕" w:hAnsi="맑은 고딕" w:eastAsia="맑은 고딕"/>
+          <w:b w:val="0"/>
+          <w:color w:val="6B7280"/>
+          <w:sz w:val="21"/>
+        </w:rPr>
+        <w:t xml:space="preserve">· </w:t>
+      </w:r>
+      <w:r>
+        <w:rPr w:rFonts="맑은 고딕">
+          <w:rFonts w:ascii="맑은 고딕" w:hAnsi="맑은 고딕" w:eastAsia="맑은 고딕"/>
+          <w:b/>
+          <w:color w:val="1F2937"/>
+          <w:sz w:val="21"/>
+        </w:rPr>
+        <w:t xml:space="preserve">소장 가치: </w:t>
+      </w:r>
+      <w:r>
+        <w:rPr w:rFonts="맑은 고딕">
+          <w:rFonts w:ascii="맑은 고딕" w:hAnsi="맑은 고딕" w:eastAsia="맑은 고딕"/>
+          <w:b w:val="0"/>
+          <w:sz w:val="21"/>
+        </w:rPr>
+        <w:t>정규 앨범에서는 들을 수 없는 초창기 비정규 싱글 명곡들을 아날로그 바이닐로 집대성했다는 점, 그리고 닉 메이슨의 기이하면서도 정교한 오리지널 아트워크를 온전한 LP 판형으로 감상할 수 있다는 점에서 모든 록 컬렉터가 서가에 반드시 갖추어야 할 보물 같은 가치를 지닙니다.</w:t>
+      </w:r>
+    </w:p>
+    <w:p>
+      <w:pPr>
+        <w:spacing w:line="324" w:lineRule="auto" w:after="120" w:before="160"/>
+      </w:pPr>
+      <w:r>
+        <w:rPr w:rFonts="맑은 고딕">
+          <w:rFonts w:ascii="맑은 고딕" w:hAnsi="맑은 고딕" w:eastAsia="맑은 고딕"/>
+          <w:b/>
+          <w:color w:val="4338CA"/>
+          <w:sz w:val="21"/>
+        </w:rPr>
+        <w:t>이 음반을 통해 핑크 플로이드가 지나온 눈부신 여명기의 순수함과 사이키델릭의 환상적인 미학이 전해주는 감동을 다시 한번 경험해 보시는 것은 어떨까요?</w:t>
       </w:r>
     </w:p>
     <w:sectPr>
       <w:pgSz w:w="12240" w:h="15840"/>
-      <w:pgMar w:top="1440" w:right="1440" w:bottom="1440" w:left="1440" w:header="720" w:footer="720" w:gutter="0"/>
+      <w:pgMar w:top="1152" w:right="1296" w:bottom="1152" w:left="1296" w:header="720" w:footer="720" w:gutter="0"/>
       <w:cols w:space="720"/>
       <w:docGrid w:linePitch="360"/>
     </w:sectPr>

--- a/word_reports/LP_0277_위치_193_Pink Floyd_Relics.docx
+++ b/word_reports/LP_0277_위치_193_Pink Floyd_Relics.docx
@@ -32,7 +32,7 @@
     </w:p>
     <w:p>
       <w:pPr>
-        <w:spacing w:line="324" w:lineRule="auto" w:before="80" w:after="160"/>
+        <w:spacing w:line="324" w:lineRule="auto" w:before="80" w:after="120"/>
       </w:pPr>
       <w:r>
         <w:rPr w:rFonts="맑은 고딕">
@@ -42,13 +42,6 @@
           <w:sz w:val="22"/>
         </w:rPr>
         <w:t xml:space="preserve">[음반 소개] </w:t>
-      </w:r>
-      <w:r>
-        <w:rPr w:rFonts="맑은 고딕">
-          <w:rFonts w:ascii="맑은 고딕" w:hAnsi="맑은 고딕" w:eastAsia="맑은 고딕"/>
-          <w:b w:val="0"/>
-          <w:sz w:val="21"/>
-        </w:rPr>
       </w:r>
     </w:p>
     <w:p>
@@ -61,7 +54,33 @@
           <w:b w:val="0"/>
           <w:sz w:val="21"/>
         </w:rPr>
-        <w:t>핑크 플로이드의 여명기, 사이키델릭 록의 찬란한 개화와 아방가르드적 모험이 응축된 《Relics》는 초창기 밴드의 천재성과 순수함을 오롯이 간직한 유물(遺物)과도 같은 명반입니다. 비운의 천재 시드 배럿(Syd Barrett)이 드리운 몽환적인 동화적 상상력과, 데이비드 길모어 영입 이후 프로그레시브 록의 대서사시로 나아가는 과도기적 미학이 이 한 장의 바이닐 속에 정교하게 교차합니다. 잊혀질 뻔했던 초기 명 싱글들과 희귀 트랙들은 단순한 모음집을 넘어 거대한 우주적 사운드스케이프의 서막을 증언하는 아름다운 기억의 파편들로 되살아납니다. 반세기가 지난 지금도 턴테이블 위에서 회전하는 이 음반은 청자들에게 1960년대 말 런던 언더그라운드의 짙은 환각과 서정적 노스탤지어를 아련하게 전해줍니다.</w:t>
+        <w:t>1971년 5월 세상에 첫선을 보인 핑크 플로이드의 컴필레이션 앨범 《Relics》는 '골동품과 기이한 수집품의 기묘한 모음집(A Bizarre Collection of Antiques &amp; Curios)'이라는 부제처럼, 밴드의 태동기와 찬란했던 초기 사이키델릭 여정을 응축해 놓은 귀중한 음악적 타임캡슐입니다. 1960년대 후반 런던 언더그라운드 씬의 황태자로 군림하던 시드 배럿(Syd Barrett)의 번뜩이는 광기와 동화적 상상력, 그리고 그의 탈퇴 이후 데이비드 길모어와 로저 워터스를 주축으로 점차 진화해 가던 핑크 플로이드의 음악적 모색기가 오롯이 교차하는 지점에 위치합니다. 초창기 정규 앨범에 실리지 않았던 전설적인 초기 싱글들과 B사이드 트랙, 그리고 미발표 곡을 한데 엮어낸 이 음반은 단순한 염가 기획반을 넘어 록 음악사에서 가장 중요한 변혁의 순간을 증언하는 사료적 가치를 지닙니다.</w:t>
+      </w:r>
+    </w:p>
+    <w:p>
+      <w:pPr>
+        <w:spacing w:line="324" w:lineRule="auto" w:after="120"/>
+      </w:pPr>
+      <w:r>
+        <w:rPr w:rFonts="맑은 고딕">
+          <w:rFonts w:ascii="맑은 고딕" w:hAnsi="맑은 고딕" w:eastAsia="맑은 고딕"/>
+          <w:b w:val="0"/>
+          <w:sz w:val="21"/>
+        </w:rPr>
+        <w:t>이 음반에 깃든 미학적 본질은 미완의 불안과 찬란한 순수함이 교차하던 청춘의 자화상에 있습니다. 닉 메이슨이 직접 정교하게 스케치한 초현실주의적 환상 악기 커버 아트처럼, 《Relics》에 수록된 음악들은 이성과 광기, 팝적인 감각과 아방가르드한 실험 사이를 유영합니다. 시드 배럿 특유의 기괴하면서도 유려한 멜로디 감각은 런던의 짙은 안개 속에서 피어난 몽환적 서정을 들려주며, 뒤이어 등장하는 서사적인 실험곡들은 훗날 《The Dark Side of the Moon》으로 만개할 프로그레시브 록의 웅장한 서막을 예고합니다. 밴드가 겪었던 내면의 진통과 이별, 그리고 새로운 음악적 영토를 개척하려 했던 치열한 예술적 고뇌가 앨범 전편에 짙은 페이소스와 함께 배어 있습니다.</w:t>
+      </w:r>
+    </w:p>
+    <w:p>
+      <w:pPr>
+        <w:spacing w:line="324" w:lineRule="auto" w:after="120"/>
+      </w:pPr>
+      <w:r>
+        <w:rPr w:rFonts="맑은 고딕">
+          <w:rFonts w:ascii="맑은 고딕" w:hAnsi="맑은 고딕" w:eastAsia="맑은 고딕"/>
+          <w:b w:val="0"/>
+          <w:sz w:val="21"/>
+        </w:rPr>
+        <w:t>반세기가 훌쩍 넘은 오늘날에도 《Relics》가 전해주는 감흥이 각별한 까닭은, 박제된 유물에 머물지 않고 여전히 푸른빛으로 요동치는 청춘의 영혼을 담고 있기 때문입니다. 소박한 어쿠스틱 스트로크와 거친 퍼즈 기타의 마찰음, 그리고 공간을 아득하게 채우는 오르간의 잔향은 아날로그 LP의 소릿골을 타고 흐르며 시간을 되돌려 놓습니다. 그것은 거대한 우주적 스케일의 컨셉트 앨범을 선보이기 이전, 가장 인간적이고도 서정적인 방식으로 세상과 불화하며 예술적 정체성을 구축해 가던 핑크 플로이드의 가장 원초적이고 눈부신 순간을 목격하는 황홀한 음악적 경험을 선사합니다.</w:t>
       </w:r>
     </w:p>
     <w:p>
@@ -168,7 +187,7 @@
           <w:b w:val="0"/>
           <w:sz w:val="21"/>
         </w:rPr>
-        <w:t>1971년 5월 영국의 EMI 산하 스타라인(Starline) 레이블을 통해 발매된 컴필레이션 앨범으로, 1967년 데뷔 시절부터 1969년까지 발표된 초기 싱글, B사이드 트랙, 정규 앨범 수록곡 및 미발표 스튜디오 곡이었던 'Biding My Time'을 모아 밴드의 태동기 궤적을 조망한 음반입니다. 드러머 닉 메이슨이 직접 정밀 펜화로 완성한 초현실주의적 기계 드로잉 커버는 음반의 독창적인 역사성을 대변합니다.</w:t>
+        <w:t>1971년 5월 EMI의 자회사인 스타라인(Starline) 레이블을 통해 발매된 핑크 플로이드의 첫 공식 컴필레이션 앨범으로, 1967년 데뷔 시절부터 1969년까지의 희귀 싱글 트랙과 정규작 발췌곡, 미발표 스튜디오 곡을 한데 묶어 발표되었습니다.</w:t>
       </w:r>
     </w:p>
     <w:p>
@@ -199,7 +218,7 @@
           <w:b w:val="0"/>
           <w:sz w:val="21"/>
         </w:rPr>
-        <w:t>저가 기획반으로 발매되었음에도 불구하고 영국 앨범 차트 9위에 오르며 대중과 평단의 뜨거운 호응을 얻었으며, 초기 걸작 싱글들을 정규 포맷으로 온전히 품은 음반으로서 전 세계 바이닐 애호가들 사이에서 오랜 세월 꾸준히 사랑받는 스테디셀러를 기록했습니다.</w:t>
+        <w:t>발매 당시 영국 앨범 차트 9위까지 오르는 호성적을 거두었으며, 정규 앨범 못지않은 애호가들의 지지를 바탕으로 전 세계 시장에서 꾸준히 스테디셀러로 판매되며 플래티넘 및 골드 인증을 획득했습니다.</w:t>
       </w:r>
     </w:p>
     <w:p>
@@ -230,7 +249,7 @@
           <w:b w:val="0"/>
           <w:sz w:val="21"/>
         </w:rPr>
-        <w:t>20세기 대중음악사에서 가장 독창적이고 순수한 초기 사이키델리아의 보고(寶庫)로 꼽히며, 유수의 음악 전문지(NME, Q 등)로부터 프로그레시브 록의 태동을 완벽히 포착해 낸 불멸의 컬렉션 음반으로 찬사를 받았습니다.</w:t>
+        <w:t>단일 시상식의 트로피를 넘어, 초기 핑크 플로이드와 시드 배럿의 독보적인 브리티시 사이키델리아를 집대성한 가장 완성도 높은 입문 음반이자 필청 명반으로 전 세계 유수의 음악 평단으로부터 불멸의 찬사를 받고 있습니다.</w:t>
       </w:r>
     </w:p>
     <w:p>
@@ -306,7 +325,7 @@
           <w:b w:val="0"/>
           <w:sz w:val="21"/>
         </w:rPr>
-        <w:t>1965년 결성</w:t>
+        <w:t>1965년 결성 (활동기: 1965년 ~ 2014년)</w:t>
       </w:r>
     </w:p>
     <w:p>
@@ -337,7 +356,7 @@
           <w:b w:val="0"/>
           <w:sz w:val="21"/>
         </w:rPr>
-        <w:t>4인조 록 밴드 (시드 배럿, 로저 워터스, 리처드 라이트, 닉 메이슨 / 이후 데이비드 길모어 합류)</w:t>
+        <w:t>록 밴드 (4인조 그룹: 시드 배럿, 로저 워터스, 데이비드 길모어, 리처드 라이트, 닉 메이슨)</w:t>
       </w:r>
     </w:p>
     <w:p>
@@ -368,7 +387,7 @@
           <w:b w:val="0"/>
           <w:sz w:val="21"/>
         </w:rPr>
-        <w:t>핑크 플로이드는 전위적인 음향 실험과 철학적 메시지, 극적인 콘셉트 앨범 양식을 통해 프로그레시브 록의 정점을 구현한 20세기 현대음악의 거장입니다. 빛과 소리의 경계를 허문 혁신적인 스튜디오 레코딩과 시대를 초월한 예술적 비전으로 록 음악을 고급 예술의 반열에 올려놓았습니다.</w:t>
+        <w:t>핑크 플로이드는 프로그레시브 록과 사이키델릭 록의 문법을 정립하고 대중음악을 하나의 거대한 철학적 예술로 격상시킨 전설적인 밴드입니다. 실험적인 음향 텍스처, 인간 내면의 소외와 실존을 탐구한 심오한 가사, 그리고 시각 예술과 결합한 전위적인 라이브 퍼포먼스를 통해 록 음악사의 지형도를 영원히 바꾸어 놓았습니다.</w:t>
       </w:r>
     </w:p>
     <w:p>
@@ -413,7 +432,7 @@
           <w:b w:val="0"/>
           <w:sz w:val="21"/>
         </w:rPr>
-        <w:t>《Relics》는 핑크 플로이드가 시드 배럿의 직관적이고 광기 어린 천재성에서 벗어나, 로저 워터스와 데이비드 길모어 체제의 웅장한 대작 지향 프로그레시브 사운드로 도약하던 결정적 이행기를 기록한 사료입니다. 밴드의 가장 원초적이고 신비로운 순간들을 단 한 장으로 압축해 정규 명반들 사이의 공백을 메우는 음악사적 교각 역할을 합니다.</w:t>
+        <w:t>1960년대 브리티시 사이키델릭 록 씬의 기념비적인 성과물과 밴드의 과도기적 실험을 완벽하게 조망할 수 있는 걸작입니다. 데뷔 싱글이자 정규 앨범 미수록곡이었던 걸작들이 최초로 한 LP에 수록됨으로써, 밴드의 시원(始原)과 음악적 진화 과정을 한눈에 파악할 수 있는 음악사적 교두보 역할을 수행합니다.</w:t>
       </w:r>
     </w:p>
     <w:p>
@@ -444,7 +463,7 @@
           <w:b w:val="0"/>
           <w:sz w:val="21"/>
         </w:rPr>
-        <w:t>1960년대 후반 '스윙잉 런던(Swinging London)'의 중심지였던 UFO 클럽의 몽환적인 공기와 카운터컬처(대항문화) 청년들의 자유로운 영혼이 고스란히 담겨 있습니다. 기성사회의 질서에 물음을 던지며 의식의 확장과 내면의 환상을 탐구하던 당시 청춘들의 열병과 낭만적 고뇌가 아날로그 소리골 깊숙이 아로새겨져 있습니다.</w:t>
+        <w:t>1960년대 후반 '스윙잉 런던(Swinging London)'의 자유분방함과 히피 문화, 그리고 환각적 예술의 만개가 고스란히 각인되어 있습니다. 시드 배럿의 불안정한 천재성이 빚어낸 몽환적인 멜로디는 당대 청년들이 갈망하던 탈일상적 해방감을 투영하며, 밴드의 변화와 성장은 혼돈의 시대를 지나 성숙의 길로 나아가던 70년대 초반의 정서적 공기를 생생하게 대변합니다.</w:t>
       </w:r>
     </w:p>
     <w:p>
@@ -489,7 +508,7 @@
           <w:b w:val="0"/>
           <w:sz w:val="21"/>
         </w:rPr>
-        <w:t>밴드의 기념비적 데뷔 싱글이자 영국적 위트와 환각이 절묘하게 교차하는 'Arnold Layne', 시드 배럿의 눈부신 선율 감각이 빛나는 명곡 'See Emily Play', 리처드 라이트의 우수 어린 감성이 돋보이는 'Paintbox', 그리고 독특한 브라스 편곡과 블루지한 즉흥성이 매력적인 미발표 수록곡 'Biding My Time'까지 각 곡마다 독영(獨映)하는 서정미가 가득합니다.</w:t>
+        <w:t>시드 배럿의 기발한 팝 센스가 돋보이는 역사적 데뷔 싱글 〈Arnold Layne〉과 몽환적인 멜로디가 일품인 〈See Emily Play〉는 브리티시 사이키델릭의 정점을 보여줍니다. 또한 로저 워터스가 작곡한 미발표 스튜디오 트랙이자 진득한 재즈 블루스적 색채와 길모어의 폭발적인 기타 솔로가 압권인 〈Biding My Time〉, 리처드 라이트의 서정적 보컬이 아련한 향수를 자극하는 〈Paintbox〉에 이르기까지 다채롭고 깊은 서정성을 자랑합니다.</w:t>
       </w:r>
     </w:p>
     <w:p>
@@ -520,7 +539,7 @@
           <w:b w:val="0"/>
           <w:sz w:val="21"/>
         </w:rPr>
-        <w:t>진공관 앰프의 따스한 온기와 턴테이블 바늘이 빚어내는 아날로그 배음은 초기 사이키델릭 록 특유의 입체적인 사운드 텍스처를 극대화합니다. 리처드 라이트의 몽환적인 파피사(Farfisa) 오르간 선율과 데이비드 길모어의 유려한 기타 톤이 스피커 양편에서 피어오를 때, 청자는 런던 애비 로드 스튜디오의 깊은 밤 한가운데로 빨려 들어가는 듯한 황홀한 공감각적 체험을 하게 됩니다.</w:t>
+        <w:t>턴테이블의 플래터를 타고 회전하는 12인치 바이닐의 아날로그 사운드는 특유의 질감과 온기로 각 악기의 분리감을 극대화합니다. 특히 진공관 앰프를 통해 재생할 때, 초창기 아비 로드 스튜디오에서 녹음된 테이프 에코 잔향과 리처드 라이트의 파피사(Farfisa) 오르간 사운드가 공간을 가득 메우며 빈티지 아날로그 오디오의 진수를 체감하게 합니다.</w:t>
       </w:r>
     </w:p>
     <w:p>
@@ -551,7 +570,7 @@
           <w:b w:val="0"/>
           <w:sz w:val="21"/>
         </w:rPr>
-        <w:t>정규 앨범에서는 들을 수 없는 초창기 비정규 싱글 명곡들을 아날로그 바이닐로 집대성했다는 점, 그리고 닉 메이슨의 기이하면서도 정교한 오리지널 아트워크를 온전한 LP 판형으로 감상할 수 있다는 점에서 모든 록 컬렉터가 서가에 반드시 갖추어야 할 보물 같은 가치를 지닙니다.</w:t>
+        <w:t>드러머 닉 메이슨이 직접 펜으로 세밀하게 드로잉한 독창적인 오리지널 커버 아트워크는 그 자체로 하나의 훌륭한 예술품입니다. 초기 핑크 플로이드의 희귀 싱글들이 오리지널 모노 및 스테레오 믹스로 수록되어 있어, 프로그레시브 록 애호가 및 바이닐 컬렉터라면 결코 놓쳐서는 안 될 필수 소장반입니다.</w:t>
       </w:r>
     </w:p>
     <w:p>
@@ -565,7 +584,7 @@
           <w:color w:val="4338CA"/>
           <w:sz w:val="21"/>
         </w:rPr>
-        <w:t>이 음반을 통해 핑크 플로이드가 지나온 눈부신 여명기의 순수함과 사이키델릭의 환상적인 미학이 전해주는 감동을 다시 한번 경험해 보시는 것은 어떨까요?</w:t>
+        <w:t>이 음반을 통해 아날로그 바늘 끝에서 피어나는 초기 핑크 플로이드의 찬란한 음악적 모험과 서정성이 전해주는 감동을 다시 한번 경험해 보시는 것은 어떨까요?</w:t>
       </w:r>
     </w:p>
     <w:sectPr>
